--- a/ky/wisdom-stories/i-would-not-trade-it-for-anything.docx
+++ b/ky/wisdom-stories/i-would-not-trade-it-for-anything.docx
@@ -111,7 +111,7 @@
           <w:sz w:val="22"/>
           <w:lang w:val="ky-KG"/>
         </w:rPr>
-        <w:t>Ошон үчүн согушту сүйбөйм,</w:t>
+        <w:t>Анын үчүн согушту сүйбөйм,</w:t>
       </w:r>
     </w:p>
     <w:p>
@@ -129,7 +129,7 @@
           <w:sz w:val="22"/>
           <w:lang w:val="ky-KG"/>
         </w:rPr>
-        <w:t>ошон үчүн зулумдукту сүйбөйм,</w:t>
+        <w:t>анын үчүн зулумдукту сүйбөйм,</w:t>
       </w:r>
     </w:p>
     <w:p>
@@ -147,7 +147,7 @@
           <w:sz w:val="22"/>
           <w:lang w:val="ky-KG"/>
         </w:rPr>
-        <w:t>ошон үчүн жалганды сүйбөйм.</w:t>
+        <w:t>анын үчүн жалганды сүйбөйм.</w:t>
       </w:r>
     </w:p>
     <w:p>
@@ -219,7 +219,7 @@
           <w:sz w:val="22"/>
           <w:lang w:val="ky-KG"/>
         </w:rPr>
-        <w:t>коркунуч да,</w:t>
+        <w:t>коркуу да,</w:t>
       </w:r>
     </w:p>
     <w:p>
@@ -279,7 +279,7 @@
           <w:sz w:val="22"/>
           <w:lang w:val="ky-KG"/>
         </w:rPr>
-        <w:t xml:space="preserve">Сабак: </w:t>
+        <w:t>Сабак: Кооз, күнөстүү күндө чыр-чатакка, зулумдукка жана жалганга орун жок. Жарыкта адилетсиздик, коркуу жана ачарчылык жашай албайт.</w:t>
       </w:r>
       <w:r>
         <w:rPr>
@@ -288,7 +288,6 @@
           <w:sz w:val="22"/>
           <w:lang w:val="ky-KG"/>
         </w:rPr>
-        <w:t>Бейпил күндүн баркын бил. Сүйүү менен тынчтык өкүм сүргөн дүйнөдө зулумдукка, жалганга, ачарчылыкка орун болбосун.</w:t>
       </w:r>
     </w:p>
     <w:p>
@@ -308,7 +307,7 @@
           <w:sz w:val="18"/>
           <w:lang w:val="ky-KG"/>
         </w:rPr>
-        <w:t>Окуя ачык интернет булактарынан алынды.</w:t>
+        <w:t>Аңгемелер ачык интернет булактарынан алынган, иллюстрациялар болсо ЖИ менен түзүлгөн.</w:t>
       </w:r>
     </w:p>
     <w:sectPr>
